--- a/assets/publications/CV.docx
+++ b/assets/publications/CV.docx
@@ -2598,6 +2598,39 @@
         <w:ind w:left="360"/>
       </w:pPr>
       <w:r>
+        <w:t>The C-Value Enigma: Lessons from Insect Genomes on Size, Sex, and Structure</w:t>
+      </w:r>
+      <w:r>
+        <w:t>. *</w:t>
+      </w:r>
+      <w:r>
+        <w:rPr>
+          <w:b/>
+          <w:bCs/>
+        </w:rPr>
+        <w:t>Hjelmen CE.</w:t>
+      </w:r>
+    </w:p>
+    <w:p>
+      <w:pPr>
+        <w:spacing w:after="20"/>
+        <w:ind w:left="360"/>
+      </w:pPr>
+      <w:r>
+        <w:rPr>
+          <w:color w:val="666666"/>
+          <w:sz w:val="18"/>
+          <w:szCs w:val="18"/>
+        </w:rPr>
+        <w:t>Plant and Wildlife Sciences Seminar Series, Brigham Young University, Provo, UT</w:t>
+      </w:r>
+    </w:p>
+    <w:p>
+      <w:pPr>
+        <w:spacing w:before="60" w:after="10"/>
+        <w:ind w:left="360"/>
+      </w:pPr>
+      <w:r>
         <w:t>A New Look at Old Questions: Insights from an Undergraduate-Centered Lab. *</w:t>
       </w:r>
       <w:r>
@@ -3108,6 +3141,7 @@
           <w:sz w:val="18"/>
           <w:szCs w:val="18"/>
         </w:rPr>
+        <w:lastRenderedPageBreak/>
         <w:t>Entomological Society of America Annual Meeting, Vancouver, Canada</w:t>
       </w:r>
     </w:p>
@@ -3141,7 +3175,6 @@
           <w:sz w:val="18"/>
           <w:szCs w:val="18"/>
         </w:rPr>
-        <w:lastRenderedPageBreak/>
         <w:t>Central Utah Section of the American Chemical Society, Earth Day Seminar</w:t>
       </w:r>
     </w:p>
@@ -3405,10 +3438,7 @@
         <w:t>Differential expression of proteins</w:t>
       </w:r>
       <w:r>
-        <w:t xml:space="preserve"> </w:t>
-      </w:r>
-      <w:r>
-        <w:t>in species of forensically relevant Diptera</w:t>
+        <w:t xml:space="preserve"> in species of forensically relevant Diptera</w:t>
       </w:r>
       <w:r>
         <w:t>. *</w:t>
@@ -3827,6 +3857,7 @@
         <w:ind w:left="360"/>
       </w:pPr>
       <w:r>
+        <w:lastRenderedPageBreak/>
         <w:t>From Gut to Database: Leveraging Blow Fly Dietary DNA for Forensic and Conservation Applications</w:t>
       </w:r>
       <w:r>
@@ -3843,10 +3874,12 @@
         <w:t xml:space="preserve"> B, </w:t>
       </w:r>
       <w:proofErr w:type="spellStart"/>
+      <w:proofErr w:type="gramStart"/>
       <w:r>
         <w:t>Ϯ!Hornsby</w:t>
       </w:r>
       <w:proofErr w:type="spellEnd"/>
+      <w:proofErr w:type="gramEnd"/>
       <w:r>
         <w:t xml:space="preserve"> D, </w:t>
       </w:r>
@@ -3886,7 +3919,6 @@
         <w:ind w:left="360"/>
       </w:pPr>
       <w:r>
-        <w:lastRenderedPageBreak/>
         <w:t>Characterizing Calliphoridae Diversity in the Mountain West: A Statewide Survey of Blow Fly Communities in Utah</w:t>
       </w:r>
       <w:r>
@@ -3903,10 +3935,12 @@
         <w:t xml:space="preserve"> H, </w:t>
       </w:r>
       <w:proofErr w:type="spellStart"/>
+      <w:proofErr w:type="gramStart"/>
       <w:r>
         <w:t>Ϯ!Jannuzzi</w:t>
       </w:r>
       <w:proofErr w:type="spellEnd"/>
+      <w:proofErr w:type="gramEnd"/>
       <w:r>
         <w:t xml:space="preserve"> B, Weidner LM, </w:t>
       </w:r>
@@ -4111,11 +4145,19 @@
       </w:r>
       <w:proofErr w:type="spellEnd"/>
       <w:r>
-        <w:t xml:space="preserve"> O, !</w:t>
+        <w:t xml:space="preserve"> O</w:t>
+      </w:r>
+      <w:proofErr w:type="gramStart"/>
+      <w:r>
+        <w:t>, !</w:t>
       </w:r>
       <w:proofErr w:type="spellStart"/>
       <w:r>
-        <w:t>ϮJetton</w:t>
+        <w:t>Ϯ</w:t>
+      </w:r>
+      <w:proofErr w:type="gramEnd"/>
+      <w:r>
+        <w:t>Jetton</w:t>
       </w:r>
       <w:proofErr w:type="spellEnd"/>
       <w:r>
@@ -4697,6 +4739,7 @@
         <w:ind w:left="360"/>
       </w:pPr>
       <w:r>
+        <w:lastRenderedPageBreak/>
         <w:t>Transcript-based sex determination for forensic entomology. *</w:t>
       </w:r>
       <w:proofErr w:type="spellStart"/>
@@ -4745,7 +4788,6 @@
           <w:sz w:val="22"/>
           <w:szCs w:val="22"/>
         </w:rPr>
-        <w:lastRenderedPageBreak/>
         <w:t>Poster Presentations</w:t>
       </w:r>
     </w:p>
@@ -4780,10 +4822,12 @@
         <w:t xml:space="preserve"> H, </w:t>
       </w:r>
       <w:proofErr w:type="spellStart"/>
+      <w:proofErr w:type="gramStart"/>
       <w:r>
         <w:t>Ϯ!Jannuzzi</w:t>
       </w:r>
       <w:proofErr w:type="spellEnd"/>
+      <w:proofErr w:type="gramEnd"/>
       <w:r>
         <w:t xml:space="preserve"> B, Weidner LM, </w:t>
       </w:r>
@@ -5635,6 +5679,7 @@
           <w:b/>
           <w:bCs/>
         </w:rPr>
+        <w:lastRenderedPageBreak/>
         <w:t>2019</w:t>
       </w:r>
     </w:p>
@@ -5695,7 +5740,6 @@
         <w:ind w:left="360"/>
       </w:pPr>
       <w:r>
-        <w:lastRenderedPageBreak/>
         <w:t xml:space="preserve">Thoracic </w:t>
       </w:r>
       <w:proofErr w:type="spellStart"/>
@@ -6451,6 +6495,7 @@
           <w:sz w:val="19"/>
           <w:szCs w:val="19"/>
         </w:rPr>
+        <w:lastRenderedPageBreak/>
         <w:t>• Spring 2025: 2 sections, 34 students</w:t>
       </w:r>
     </w:p>
@@ -6503,90 +6548,113 @@
           <w:sz w:val="19"/>
           <w:szCs w:val="19"/>
         </w:rPr>
-        <w:t xml:space="preserve">• </w:t>
-      </w:r>
+        <w:t xml:space="preserve">• Fall 2026: 1 </w:t>
+      </w:r>
+      <w:proofErr w:type="gramStart"/>
       <w:r>
         <w:rPr>
           <w:color w:val="555555"/>
           <w:sz w:val="19"/>
           <w:szCs w:val="19"/>
         </w:rPr>
-        <w:t>Fall</w:t>
-      </w:r>
+        <w:t>sections</w:t>
+      </w:r>
+      <w:proofErr w:type="gramEnd"/>
       <w:r>
         <w:rPr>
           <w:color w:val="555555"/>
           <w:sz w:val="19"/>
           <w:szCs w:val="19"/>
         </w:rPr>
-        <w:t xml:space="preserve"> 2026: </w:t>
-      </w:r>
+        <w:t>, 18 students</w:t>
+      </w:r>
+    </w:p>
+    <w:p>
+      <w:pPr>
+        <w:spacing w:before="140" w:after="30"/>
+      </w:pPr>
+      <w:r>
+        <w:rPr>
+          <w:b/>
+          <w:bCs/>
+        </w:rPr>
+        <w:t xml:space="preserve">Genetics </w:t>
+      </w:r>
+      <w:r>
+        <w:t>(BIOL 3500</w:t>
+      </w:r>
+      <w:proofErr w:type="gramStart"/>
+      <w:r>
+        <w:t>)  —</w:t>
+      </w:r>
+      <w:proofErr w:type="gramEnd"/>
+      <w:r>
+        <w:t xml:space="preserve">  Instructor of Record</w:t>
+      </w:r>
+    </w:p>
+    <w:p>
+      <w:pPr>
+        <w:spacing w:before="10" w:after="20"/>
+        <w:ind w:left="360"/>
+      </w:pPr>
+      <w:r>
+        <w:t>Upper-level genetics: central dogma, regulation of gene expression, genome organization, and population genetics.</w:t>
+      </w:r>
+    </w:p>
+    <w:p>
+      <w:pPr>
+        <w:spacing w:before="10" w:after="10"/>
+        <w:ind w:left="360"/>
+      </w:pPr>
       <w:r>
         <w:rPr>
           <w:color w:val="555555"/>
           <w:sz w:val="19"/>
           <w:szCs w:val="19"/>
         </w:rPr>
-        <w:t>1</w:t>
-      </w:r>
+        <w:t>• Fall 2021: 31 students</w:t>
+      </w:r>
+    </w:p>
+    <w:p>
+      <w:pPr>
+        <w:spacing w:before="10" w:after="10"/>
+        <w:ind w:left="360"/>
+      </w:pPr>
       <w:r>
         <w:rPr>
           <w:color w:val="555555"/>
           <w:sz w:val="19"/>
           <w:szCs w:val="19"/>
         </w:rPr>
-        <w:t xml:space="preserve"> </w:t>
-      </w:r>
-      <w:proofErr w:type="gramStart"/>
+        <w:t>• Spring 2022: 39 students</w:t>
+      </w:r>
+    </w:p>
+    <w:p>
+      <w:pPr>
+        <w:spacing w:before="10" w:after="10"/>
+        <w:ind w:left="360"/>
+      </w:pPr>
       <w:r>
         <w:rPr>
           <w:color w:val="555555"/>
           <w:sz w:val="19"/>
           <w:szCs w:val="19"/>
         </w:rPr>
-        <w:t>sections</w:t>
-      </w:r>
-      <w:proofErr w:type="gramEnd"/>
+        <w:t>• Summer 2022: 32 students</w:t>
+      </w:r>
+    </w:p>
+    <w:p>
+      <w:pPr>
+        <w:spacing w:before="10" w:after="10"/>
+        <w:ind w:left="360"/>
+      </w:pPr>
       <w:r>
         <w:rPr>
           <w:color w:val="555555"/>
           <w:sz w:val="19"/>
           <w:szCs w:val="19"/>
         </w:rPr>
-        <w:t>, 18 students</w:t>
-      </w:r>
-    </w:p>
-    <w:p>
-      <w:pPr>
-        <w:spacing w:before="140" w:after="30"/>
-      </w:pPr>
-      <w:r>
-        <w:rPr>
-          <w:b/>
-          <w:bCs/>
-        </w:rPr>
-        <w:lastRenderedPageBreak/>
-        <w:t xml:space="preserve">Genetics </w:t>
-      </w:r>
-      <w:r>
-        <w:t>(BIOL 3500</w:t>
-      </w:r>
-      <w:proofErr w:type="gramStart"/>
-      <w:r>
-        <w:t>)  —</w:t>
-      </w:r>
-      <w:proofErr w:type="gramEnd"/>
-      <w:r>
-        <w:t xml:space="preserve">  Instructor of Record</w:t>
-      </w:r>
-    </w:p>
-    <w:p>
-      <w:pPr>
-        <w:spacing w:before="10" w:after="20"/>
-        <w:ind w:left="360"/>
-      </w:pPr>
-      <w:r>
-        <w:t>Upper-level genetics: central dogma, regulation of gene expression, genome organization, and population genetics.</w:t>
+        <w:t>• Fall 2022: 41 students</w:t>
       </w:r>
     </w:p>
     <w:p>
@@ -6600,7 +6668,7 @@
           <w:sz w:val="19"/>
           <w:szCs w:val="19"/>
         </w:rPr>
-        <w:t>• Fall 2021: 31 students</w:t>
+        <w:t>• Spring 2023: 52 students</w:t>
       </w:r>
     </w:p>
     <w:p>
@@ -6614,7 +6682,7 @@
           <w:sz w:val="19"/>
           <w:szCs w:val="19"/>
         </w:rPr>
-        <w:t>• Spring 2022: 39 students</w:t>
+        <w:t>• Summer 2023: 30 students</w:t>
       </w:r>
     </w:p>
     <w:p>
@@ -6628,7 +6696,7 @@
           <w:sz w:val="19"/>
           <w:szCs w:val="19"/>
         </w:rPr>
-        <w:t>• Summer 2022: 32 students</w:t>
+        <w:t>• Fall 2023: 47 students</w:t>
       </w:r>
     </w:p>
     <w:p>
@@ -6642,7 +6710,7 @@
           <w:sz w:val="19"/>
           <w:szCs w:val="19"/>
         </w:rPr>
-        <w:t>• Fall 2022: 41 students</w:t>
+        <w:t>• Summer 2024: 38 students</w:t>
       </w:r>
     </w:p>
     <w:p>
@@ -6656,7 +6724,7 @@
           <w:sz w:val="19"/>
           <w:szCs w:val="19"/>
         </w:rPr>
-        <w:t>• Spring 2023: 52 students</w:t>
+        <w:t>• Summer 2025: 33 students</w:t>
       </w:r>
     </w:p>
     <w:p>
@@ -6670,7 +6738,47 @@
           <w:sz w:val="19"/>
           <w:szCs w:val="19"/>
         </w:rPr>
-        <w:t>• Summer 2023: 30 students</w:t>
+        <w:t>• Summer 2026: 39 students</w:t>
+      </w:r>
+    </w:p>
+    <w:p>
+      <w:pPr>
+        <w:spacing w:before="140" w:after="30"/>
+      </w:pPr>
+      <w:r>
+        <w:rPr>
+          <w:b/>
+          <w:bCs/>
+        </w:rPr>
+        <w:t xml:space="preserve">Genomics </w:t>
+      </w:r>
+      <w:r>
+        <w:t>(BIOL 3550</w:t>
+      </w:r>
+      <w:proofErr w:type="gramStart"/>
+      <w:r>
+        <w:t>)  —</w:t>
+      </w:r>
+      <w:proofErr w:type="gramEnd"/>
+      <w:r>
+        <w:t xml:space="preserve">  Instructor of Record</w:t>
+      </w:r>
+    </w:p>
+    <w:p>
+      <w:pPr>
+        <w:spacing w:before="10" w:after="20"/>
+        <w:ind w:left="360"/>
+      </w:pPr>
+      <w:r>
+        <w:t xml:space="preserve">Sequencing, assembly, annotation, </w:t>
+      </w:r>
+      <w:proofErr w:type="spellStart"/>
+      <w:r>
+        <w:t>phylogenomics</w:t>
+      </w:r>
+      <w:proofErr w:type="spellEnd"/>
+      <w:r>
+        <w:t>, comparative genomics, and population genomics. Weekly literature discussion and student-driven final projects.</w:t>
       </w:r>
     </w:p>
     <w:p>
@@ -6684,7 +6792,7 @@
           <w:sz w:val="19"/>
           <w:szCs w:val="19"/>
         </w:rPr>
-        <w:t>• Fall 2023: 47 students</w:t>
+        <w:t>• Fall 2022: 15 students</w:t>
       </w:r>
     </w:p>
     <w:p>
@@ -6698,7 +6806,7 @@
           <w:sz w:val="19"/>
           <w:szCs w:val="19"/>
         </w:rPr>
-        <w:t>• Summer 2024: 38 students</w:t>
+        <w:t>• Fall 2023: 13 students</w:t>
       </w:r>
     </w:p>
     <w:p>
@@ -6712,67 +6820,18 @@
           <w:sz w:val="19"/>
           <w:szCs w:val="19"/>
         </w:rPr>
-        <w:t>• Summer 2025: 33 students</w:t>
+        <w:t>• Fall 2024: 13 students</w:t>
       </w:r>
     </w:p>
     <w:p>
       <w:pPr>
         <w:spacing w:before="10" w:after="10"/>
         <w:ind w:left="360"/>
-      </w:pPr>
-      <w:r>
         <w:rPr>
           <w:color w:val="555555"/>
           <w:sz w:val="19"/>
           <w:szCs w:val="19"/>
         </w:rPr>
-        <w:t>• Summer 2026: 39 students</w:t>
-      </w:r>
-    </w:p>
-    <w:p>
-      <w:pPr>
-        <w:spacing w:before="140" w:after="30"/>
-      </w:pPr>
-      <w:r>
-        <w:rPr>
-          <w:b/>
-          <w:bCs/>
-        </w:rPr>
-        <w:t xml:space="preserve">Genomics </w:t>
-      </w:r>
-      <w:r>
-        <w:t>(BIOL 3550</w:t>
-      </w:r>
-      <w:proofErr w:type="gramStart"/>
-      <w:r>
-        <w:t>)  —</w:t>
-      </w:r>
-      <w:proofErr w:type="gramEnd"/>
-      <w:r>
-        <w:t xml:space="preserve">  Instructor of Record</w:t>
-      </w:r>
-    </w:p>
-    <w:p>
-      <w:pPr>
-        <w:spacing w:before="10" w:after="20"/>
-        <w:ind w:left="360"/>
-      </w:pPr>
-      <w:r>
-        <w:t xml:space="preserve">Sequencing, assembly, annotation, </w:t>
-      </w:r>
-      <w:proofErr w:type="spellStart"/>
-      <w:r>
-        <w:t>phylogenomics</w:t>
-      </w:r>
-      <w:proofErr w:type="spellEnd"/>
-      <w:r>
-        <w:t>, comparative genomics, and population genomics. Weekly literature discussion and student-driven final projects.</w:t>
-      </w:r>
-    </w:p>
-    <w:p>
-      <w:pPr>
-        <w:spacing w:before="10" w:after="10"/>
-        <w:ind w:left="360"/>
       </w:pPr>
       <w:r>
         <w:rPr>
@@ -6780,7 +6839,7 @@
           <w:sz w:val="19"/>
           <w:szCs w:val="19"/>
         </w:rPr>
-        <w:t>• Fall 2022: 15 students</w:t>
+        <w:t>• Fall 2025: 12 students</w:t>
       </w:r>
     </w:p>
     <w:p>
@@ -6794,7 +6853,39 @@
           <w:sz w:val="19"/>
           <w:szCs w:val="19"/>
         </w:rPr>
-        <w:t>• Fall 2023: 13 students</w:t>
+        <w:t>• Fall 2026: 12 students</w:t>
+      </w:r>
+    </w:p>
+    <w:p>
+      <w:pPr>
+        <w:spacing w:before="140" w:after="30"/>
+      </w:pPr>
+      <w:r>
+        <w:rPr>
+          <w:b/>
+          <w:bCs/>
+        </w:rPr>
+        <w:t xml:space="preserve">Phylogenetics </w:t>
+      </w:r>
+      <w:r>
+        <w:t>(BIOL 4300</w:t>
+      </w:r>
+      <w:proofErr w:type="gramStart"/>
+      <w:r>
+        <w:t>)  —</w:t>
+      </w:r>
+      <w:proofErr w:type="gramEnd"/>
+      <w:r>
+        <w:t xml:space="preserve">  Co-Instructor (with Dr. Heath Ogden)</w:t>
+      </w:r>
+    </w:p>
+    <w:p>
+      <w:pPr>
+        <w:spacing w:before="10" w:after="20"/>
+        <w:ind w:left="360"/>
+      </w:pPr>
+      <w:r>
+        <w:t>Tree reconstruction methods: parsimony, maximum likelihood, and Bayesian methodologies. Students generate novel datasets and build reproducible pipelines.</w:t>
       </w:r>
     </w:p>
     <w:p>
@@ -6808,7 +6899,39 @@
           <w:sz w:val="19"/>
           <w:szCs w:val="19"/>
         </w:rPr>
-        <w:t>• Fall 2024: 13 students</w:t>
+        <w:t>• Fall 2025: 18 students</w:t>
+      </w:r>
+    </w:p>
+    <w:p>
+      <w:pPr>
+        <w:spacing w:before="140" w:after="30"/>
+      </w:pPr>
+      <w:r>
+        <w:rPr>
+          <w:b/>
+          <w:bCs/>
+        </w:rPr>
+        <w:t xml:space="preserve">S-STEM Introduction to Undergraduate Research </w:t>
+      </w:r>
+      <w:r>
+        <w:t>(BIOL 2900</w:t>
+      </w:r>
+      <w:proofErr w:type="gramStart"/>
+      <w:r>
+        <w:t>)  —</w:t>
+      </w:r>
+      <w:proofErr w:type="gramEnd"/>
+      <w:r>
+        <w:t xml:space="preserve">  Instructor of Record</w:t>
+      </w:r>
+    </w:p>
+    <w:p>
+      <w:pPr>
+        <w:spacing w:before="10" w:after="20"/>
+        <w:ind w:left="360"/>
+      </w:pPr>
+      <w:r>
+        <w:t>Professional development, time management, grant management, and research rotations for NSF S-STEM scholarship fellows.</w:t>
       </w:r>
     </w:p>
     <w:p>
@@ -6827,7 +6950,7 @@
           <w:sz w:val="19"/>
           <w:szCs w:val="19"/>
         </w:rPr>
-        <w:t>• Fall 2025: 12 students</w:t>
+        <w:t>• Fall 2025: 6 students</w:t>
       </w:r>
     </w:p>
     <w:p>
@@ -6841,55 +6964,67 @@
           <w:sz w:val="19"/>
           <w:szCs w:val="19"/>
         </w:rPr>
-        <w:t>• Fall 202</w:t>
-      </w:r>
+        <w:t>• Fall 2026: 6 students</w:t>
+      </w:r>
+    </w:p>
+    <w:p>
+      <w:pPr>
+        <w:spacing w:before="140" w:after="30"/>
+      </w:pPr>
+      <w:r>
+        <w:rPr>
+          <w:b/>
+          <w:bCs/>
+        </w:rPr>
+        <w:t xml:space="preserve">Principles of Evolution </w:t>
+      </w:r>
+      <w:r>
+        <w:t>(BIOL 4500</w:t>
+      </w:r>
+      <w:proofErr w:type="gramStart"/>
+      <w:r>
+        <w:t>)  —</w:t>
+      </w:r>
+      <w:proofErr w:type="gramEnd"/>
+      <w:r>
+        <w:t xml:space="preserve">  Instructor of Record</w:t>
+      </w:r>
+    </w:p>
+    <w:p>
+      <w:pPr>
+        <w:spacing w:before="10" w:after="20"/>
+        <w:ind w:left="360"/>
+      </w:pPr>
+      <w:r>
+        <w:t>Mechanisms of evolution, sexual selection, Hardy-Weinberg equilibrium, and speciation. Classic literature discussion and student-driven final projects.</w:t>
+      </w:r>
+    </w:p>
+    <w:p>
+      <w:pPr>
+        <w:spacing w:before="10" w:after="10"/>
+        <w:ind w:left="360"/>
+      </w:pPr>
       <w:r>
         <w:rPr>
           <w:color w:val="555555"/>
           <w:sz w:val="19"/>
           <w:szCs w:val="19"/>
         </w:rPr>
-        <w:t>6</w:t>
-      </w:r>
+        <w:t>• Spring 2023: 10 students</w:t>
+      </w:r>
+    </w:p>
+    <w:p>
+      <w:pPr>
+        <w:spacing w:before="10" w:after="10"/>
+        <w:ind w:left="360"/>
+      </w:pPr>
       <w:r>
         <w:rPr>
           <w:color w:val="555555"/>
           <w:sz w:val="19"/>
           <w:szCs w:val="19"/>
         </w:rPr>
-        <w:t>: 12 students</w:t>
-      </w:r>
-    </w:p>
-    <w:p>
-      <w:pPr>
-        <w:spacing w:before="140" w:after="30"/>
-      </w:pPr>
-      <w:r>
-        <w:rPr>
-          <w:b/>
-          <w:bCs/>
-        </w:rPr>
-        <w:t xml:space="preserve">Phylogenetics </w:t>
-      </w:r>
-      <w:r>
-        <w:t>(BIOL 4300</w:t>
-      </w:r>
-      <w:proofErr w:type="gramStart"/>
-      <w:r>
-        <w:t>)  —</w:t>
-      </w:r>
-      <w:proofErr w:type="gramEnd"/>
-      <w:r>
-        <w:t xml:space="preserve">  Co-Instructor (with Dr. Heath Ogden)</w:t>
-      </w:r>
-    </w:p>
-    <w:p>
-      <w:pPr>
-        <w:spacing w:before="10" w:after="20"/>
-        <w:ind w:left="360"/>
-      </w:pPr>
-      <w:r>
-        <w:t>Tree reconstruction methods: parsimony, maximum likelihood, and Bayesian methodologies. Students generate novel datasets and build reproducible pipelines.</w:t>
+        <w:t>• Fall 2023: 20 students</w:t>
       </w:r>
     </w:p>
     <w:p>
@@ -6903,50 +7038,27 @@
           <w:sz w:val="19"/>
           <w:szCs w:val="19"/>
         </w:rPr>
-        <w:t>• Fall 2025: 18 students</w:t>
-      </w:r>
-    </w:p>
-    <w:p>
-      <w:pPr>
-        <w:spacing w:before="140" w:after="30"/>
-      </w:pPr>
-      <w:r>
-        <w:rPr>
-          <w:b/>
-          <w:bCs/>
-        </w:rPr>
-        <w:t xml:space="preserve">S-STEM Introduction to Undergraduate Research </w:t>
-      </w:r>
-      <w:r>
-        <w:t>(BIOL 2900</w:t>
-      </w:r>
-      <w:proofErr w:type="gramStart"/>
-      <w:r>
-        <w:t>)  —</w:t>
-      </w:r>
-      <w:proofErr w:type="gramEnd"/>
-      <w:r>
-        <w:t xml:space="preserve">  Instructor of Record</w:t>
-      </w:r>
-    </w:p>
-    <w:p>
-      <w:pPr>
-        <w:spacing w:before="10" w:after="20"/>
-        <w:ind w:left="360"/>
-      </w:pPr>
-      <w:r>
-        <w:t>Professional development, time management, grant management, and research rotations for NSF S-STEM scholarship fellows.</w:t>
+        <w:t>• Spring 2024: 19 students</w:t>
       </w:r>
     </w:p>
     <w:p>
       <w:pPr>
         <w:spacing w:before="10" w:after="10"/>
         <w:ind w:left="360"/>
+      </w:pPr>
+      <w:r>
         <w:rPr>
           <w:color w:val="555555"/>
           <w:sz w:val="19"/>
           <w:szCs w:val="19"/>
         </w:rPr>
+        <w:t>• Spring 2025: 27 students</w:t>
+      </w:r>
+    </w:p>
+    <w:p>
+      <w:pPr>
+        <w:spacing w:before="10" w:after="10"/>
+        <w:ind w:left="360"/>
       </w:pPr>
       <w:r>
         <w:rPr>
@@ -6954,7 +7066,39 @@
           <w:sz w:val="19"/>
           <w:szCs w:val="19"/>
         </w:rPr>
-        <w:t>• Fall 2025: 6 students</w:t>
+        <w:t>• Spring 2026: 19 students</w:t>
+      </w:r>
+    </w:p>
+    <w:p>
+      <w:pPr>
+        <w:spacing w:before="140" w:after="30"/>
+      </w:pPr>
+      <w:r>
+        <w:rPr>
+          <w:b/>
+          <w:bCs/>
+        </w:rPr>
+        <w:t xml:space="preserve">Molecular Evolution and Bioinformatics </w:t>
+      </w:r>
+      <w:r>
+        <w:t>(BIOL 4550</w:t>
+      </w:r>
+      <w:proofErr w:type="gramStart"/>
+      <w:r>
+        <w:t>)  —</w:t>
+      </w:r>
+      <w:proofErr w:type="gramEnd"/>
+      <w:r>
+        <w:t xml:space="preserve">  Instructor of Record</w:t>
+      </w:r>
+    </w:p>
+    <w:p>
+      <w:pPr>
+        <w:spacing w:before="10" w:after="20"/>
+        <w:ind w:left="360"/>
+      </w:pPr>
+      <w:r>
+        <w:t>Population genetics and genomics, Hardy-Weinberg, neutral theory, and genome sequencing. Semi-weekly primary literature discussions and student-driven final proposals.</w:t>
       </w:r>
     </w:p>
     <w:p>
@@ -6968,23 +7112,67 @@
           <w:sz w:val="19"/>
           <w:szCs w:val="19"/>
         </w:rPr>
-        <w:t>• Fall 202</w:t>
-      </w:r>
+        <w:t>• Spring 2024: 15 students</w:t>
+      </w:r>
+    </w:p>
+    <w:p>
+      <w:pPr>
+        <w:spacing w:before="140" w:after="30"/>
+      </w:pPr>
+      <w:r>
+        <w:rPr>
+          <w:b/>
+          <w:bCs/>
+        </w:rPr>
+        <w:t xml:space="preserve">Bioinformatics Capstone </w:t>
+      </w:r>
+      <w:r>
+        <w:t>(BIOL 4600</w:t>
+      </w:r>
+      <w:proofErr w:type="gramStart"/>
+      <w:r>
+        <w:t>)  —</w:t>
+      </w:r>
+      <w:proofErr w:type="gramEnd"/>
+      <w:r>
+        <w:t xml:space="preserve">  Instructor of Record</w:t>
+      </w:r>
+    </w:p>
+    <w:p>
+      <w:pPr>
+        <w:spacing w:before="10" w:after="20"/>
+        <w:ind w:left="360"/>
+      </w:pPr>
+      <w:r>
+        <w:t>Students implement and critique bioinformatic pipelines, completing independent projects with written and oral presentations.</w:t>
+      </w:r>
+    </w:p>
+    <w:p>
+      <w:pPr>
+        <w:spacing w:before="10" w:after="10"/>
+        <w:ind w:left="360"/>
+      </w:pPr>
       <w:r>
         <w:rPr>
           <w:color w:val="555555"/>
           <w:sz w:val="19"/>
           <w:szCs w:val="19"/>
         </w:rPr>
-        <w:t>6</w:t>
-      </w:r>
+        <w:t>• Spring 2024: 1 student</w:t>
+      </w:r>
+    </w:p>
+    <w:p>
+      <w:pPr>
+        <w:spacing w:before="10" w:after="10"/>
+        <w:ind w:left="360"/>
+      </w:pPr>
       <w:r>
         <w:rPr>
           <w:color w:val="555555"/>
           <w:sz w:val="19"/>
           <w:szCs w:val="19"/>
         </w:rPr>
-        <w:t>: 6 students</w:t>
+        <w:t>• Spring 2025: 7 students</w:t>
       </w:r>
     </w:p>
     <w:p>
@@ -6996,10 +7184,10 @@
           <w:b/>
           <w:bCs/>
         </w:rPr>
-        <w:t xml:space="preserve">Principles of Evolution </w:t>
-      </w:r>
-      <w:r>
-        <w:t>(BIOL 4500</w:t>
+        <w:t xml:space="preserve">Entomology </w:t>
+      </w:r>
+      <w:r>
+        <w:t>(ZOOL 3430/3435</w:t>
       </w:r>
       <w:proofErr w:type="gramStart"/>
       <w:r>
@@ -7016,27 +7204,19 @@
         <w:ind w:left="360"/>
       </w:pPr>
       <w:r>
-        <w:t>Mechanisms of evolution, sexual selection, Hardy-Weinberg equilibrium, and speciation. Classic literature discussion and student-driven final projects.</w:t>
+        <w:lastRenderedPageBreak/>
+        <w:t>Insect diversity and classification, anatomy, and physiology. Students curate museum-quality collections identified to family level.</w:t>
       </w:r>
     </w:p>
     <w:p>
       <w:pPr>
         <w:spacing w:before="10" w:after="10"/>
         <w:ind w:left="360"/>
-      </w:pPr>
-      <w:r>
         <w:rPr>
           <w:color w:val="555555"/>
           <w:sz w:val="19"/>
           <w:szCs w:val="19"/>
         </w:rPr>
-        <w:t>• Spring 2023: 10 students</w:t>
-      </w:r>
-    </w:p>
-    <w:p>
-      <w:pPr>
-        <w:spacing w:before="10" w:after="10"/>
-        <w:ind w:left="360"/>
       </w:pPr>
       <w:r>
         <w:rPr>
@@ -7044,7 +7224,7 @@
           <w:sz w:val="19"/>
           <w:szCs w:val="19"/>
         </w:rPr>
-        <w:t>• Fall 2023: 20 students</w:t>
+        <w:t>• Fall 2024: 10 students</w:t>
       </w:r>
     </w:p>
     <w:p>
@@ -7058,7 +7238,39 @@
           <w:sz w:val="19"/>
           <w:szCs w:val="19"/>
         </w:rPr>
-        <w:t>• Spring 2024: 19 students</w:t>
+        <w:t>• Fall 2026: 15 students</w:t>
+      </w:r>
+    </w:p>
+    <w:p>
+      <w:pPr>
+        <w:spacing w:before="140" w:after="30"/>
+      </w:pPr>
+      <w:r>
+        <w:rPr>
+          <w:b/>
+          <w:bCs/>
+        </w:rPr>
+        <w:t xml:space="preserve">Evolution of Sex </w:t>
+      </w:r>
+      <w:r>
+        <w:t>(BIOL 490R-1</w:t>
+      </w:r>
+      <w:proofErr w:type="gramStart"/>
+      <w:r>
+        <w:t>)  —</w:t>
+      </w:r>
+      <w:proofErr w:type="gramEnd"/>
+      <w:r>
+        <w:t xml:space="preserve">  Co-Instructor (with Dr. Jessica Cusick)</w:t>
+      </w:r>
+    </w:p>
+    <w:p>
+      <w:pPr>
+        <w:spacing w:before="10" w:after="20"/>
+        <w:ind w:left="360"/>
+      </w:pPr>
+      <w:r>
+        <w:t>Seminar-style course on the evolution of sex from molecular and behavioral perspectives. Students engage with current research and emerging questions.</w:t>
       </w:r>
     </w:p>
     <w:p>
@@ -7072,7 +7284,39 @@
           <w:sz w:val="19"/>
           <w:szCs w:val="19"/>
         </w:rPr>
-        <w:t>• Spring 2025: 27 students</w:t>
+        <w:t>• Fall 2024: 10 students</w:t>
+      </w:r>
+    </w:p>
+    <w:p>
+      <w:pPr>
+        <w:spacing w:before="140" w:after="30"/>
+      </w:pPr>
+      <w:r>
+        <w:rPr>
+          <w:b/>
+          <w:bCs/>
+        </w:rPr>
+        <w:t xml:space="preserve">Ethical Issues in Biology </w:t>
+      </w:r>
+      <w:r>
+        <w:t>(BIOL 4260</w:t>
+      </w:r>
+      <w:proofErr w:type="gramStart"/>
+      <w:r>
+        <w:t>)  —</w:t>
+      </w:r>
+      <w:proofErr w:type="gramEnd"/>
+      <w:r>
+        <w:t xml:space="preserve">  Instructor of Record</w:t>
+      </w:r>
+    </w:p>
+    <w:p>
+      <w:pPr>
+        <w:spacing w:before="10" w:after="20"/>
+        <w:ind w:left="360"/>
+      </w:pPr>
+      <w:r>
+        <w:t>Discussion-driven course covering current and future ethical issues in biology: AI, genome editing, polygenic risk scores, and more.</w:t>
       </w:r>
     </w:p>
     <w:p>
@@ -7086,7 +7330,7 @@
           <w:sz w:val="19"/>
           <w:szCs w:val="19"/>
         </w:rPr>
-        <w:t>• Spring 2026: 19 students</w:t>
+        <w:t>• Spring 2026: 13 students</w:t>
       </w:r>
     </w:p>
     <w:p>
@@ -7098,14 +7342,14 @@
           <w:b/>
           <w:bCs/>
         </w:rPr>
-        <w:t xml:space="preserve">Molecular Evolution and Bioinformatics </w:t>
-      </w:r>
-      <w:r>
-        <w:t>(BIOL 4550</w:t>
+        <w:t xml:space="preserve">Student Seminar </w:t>
+      </w:r>
+      <w:r>
+        <w:t>(BIOL 494</w:t>
       </w:r>
       <w:proofErr w:type="gramStart"/>
       <w:r>
-        <w:t>)  —</w:t>
+        <w:t>R)  —</w:t>
       </w:r>
       <w:proofErr w:type="gramEnd"/>
       <w:r>
@@ -7118,7 +7362,7 @@
         <w:ind w:left="360"/>
       </w:pPr>
       <w:r>
-        <w:t>Population genetics and genomics, Hardy-Weinberg, neutral theory, and genome sequencing. Semi-weekly primary literature discussions and student-driven final proposals.</w:t>
+        <w:t>Students focus on writing a term paper on a topic of their choice.</w:t>
       </w:r>
     </w:p>
     <w:p>
@@ -7132,7 +7376,21 @@
           <w:sz w:val="19"/>
           <w:szCs w:val="19"/>
         </w:rPr>
-        <w:t>• Spring 2024: 15 students</w:t>
+        <w:t>• Fall 2022: 12 students</w:t>
+      </w:r>
+    </w:p>
+    <w:p>
+      <w:pPr>
+        <w:spacing w:before="200" w:after="40"/>
+      </w:pPr>
+      <w:r>
+        <w:rPr>
+          <w:b/>
+          <w:bCs/>
+          <w:sz w:val="22"/>
+          <w:szCs w:val="22"/>
+        </w:rPr>
+        <w:t>Texas A&amp;M University — Department of Entomology</w:t>
       </w:r>
     </w:p>
     <w:p>
@@ -7144,10 +7402,10 @@
           <w:b/>
           <w:bCs/>
         </w:rPr>
-        <w:t xml:space="preserve">Bioinformatics Capstone </w:t>
-      </w:r>
-      <w:r>
-        <w:t>(BIOL 4600</w:t>
+        <w:t xml:space="preserve">The Science of Forensic Entomology </w:t>
+      </w:r>
+      <w:r>
+        <w:t>(ENTO/FIVS 431</w:t>
       </w:r>
       <w:proofErr w:type="gramStart"/>
       <w:r>
@@ -7155,7 +7413,7 @@
       </w:r>
       <w:proofErr w:type="gramEnd"/>
       <w:r>
-        <w:t xml:space="preserve">  Instructor of Record</w:t>
+        <w:t xml:space="preserve">  Lecture TA</w:t>
       </w:r>
     </w:p>
     <w:p>
@@ -7164,7 +7422,7 @@
         <w:ind w:left="360"/>
       </w:pPr>
       <w:r>
-        <w:t>Students implement and critique bioinformatic pipelines, completing independent projects with written and oral presentations.</w:t>
+        <w:t>Assist in classroom instruction of Forensic Entomology, including collection and identification of insects for courtroom depositions.</w:t>
       </w:r>
     </w:p>
     <w:p>
@@ -7178,7 +7436,39 @@
           <w:sz w:val="19"/>
           <w:szCs w:val="19"/>
         </w:rPr>
-        <w:t>• Spring 2024: 1 student</w:t>
+        <w:t>• Spring 2017: 100 students</w:t>
+      </w:r>
+    </w:p>
+    <w:p>
+      <w:pPr>
+        <w:spacing w:before="140" w:after="30"/>
+      </w:pPr>
+      <w:r>
+        <w:rPr>
+          <w:b/>
+          <w:bCs/>
+        </w:rPr>
+        <w:t xml:space="preserve">Applied Forensic Entomology </w:t>
+      </w:r>
+      <w:r>
+        <w:t>(ENTO/FIVS 432</w:t>
+      </w:r>
+      <w:proofErr w:type="gramStart"/>
+      <w:r>
+        <w:t>)  —</w:t>
+      </w:r>
+      <w:proofErr w:type="gramEnd"/>
+      <w:r>
+        <w:t xml:space="preserve">  Laboratory TA</w:t>
+      </w:r>
+    </w:p>
+    <w:p>
+      <w:pPr>
+        <w:spacing w:before="10" w:after="20"/>
+        <w:ind w:left="360"/>
+      </w:pPr>
+      <w:r>
+        <w:t>Instruct upper-level students in collection, identification, and curation of entomological materials for forensic investigations.</w:t>
       </w:r>
     </w:p>
     <w:p>
@@ -7192,7 +7482,7 @@
           <w:sz w:val="19"/>
           <w:szCs w:val="19"/>
         </w:rPr>
-        <w:t>• Spring 2025: 7 students</w:t>
+        <w:t>• Spring 2017: 12 students</w:t>
       </w:r>
     </w:p>
     <w:p>
@@ -7204,10 +7494,10 @@
           <w:b/>
           <w:bCs/>
         </w:rPr>
-        <w:t xml:space="preserve">Entomology </w:t>
-      </w:r>
-      <w:r>
-        <w:t>(ZOOL 3430/3435</w:t>
+        <w:t xml:space="preserve">Forensic Investigations </w:t>
+      </w:r>
+      <w:r>
+        <w:t>(FIVS 123</w:t>
       </w:r>
       <w:proofErr w:type="gramStart"/>
       <w:r>
@@ -7215,7 +7505,7 @@
       </w:r>
       <w:proofErr w:type="gramEnd"/>
       <w:r>
-        <w:t xml:space="preserve">  Instructor of Record</w:t>
+        <w:t xml:space="preserve">  Online/Distance Learning TA</w:t>
       </w:r>
     </w:p>
     <w:p>
@@ -7224,18 +7514,27 @@
         <w:ind w:left="360"/>
       </w:pPr>
       <w:r>
-        <w:t>Insect diversity and classification, anatomy, and physiology. Students curate museum-quality collections identified to family level.</w:t>
+        <w:t>Online/distance education in forensic evidence evaluation, critical analysis, and scientific methods.</w:t>
       </w:r>
     </w:p>
     <w:p>
       <w:pPr>
         <w:spacing w:before="10" w:after="10"/>
         <w:ind w:left="360"/>
+      </w:pPr>
+      <w:r>
         <w:rPr>
           <w:color w:val="555555"/>
           <w:sz w:val="19"/>
           <w:szCs w:val="19"/>
         </w:rPr>
+        <w:t>• Spring 2017: 250 students</w:t>
+      </w:r>
+    </w:p>
+    <w:p>
+      <w:pPr>
+        <w:spacing w:before="10" w:after="10"/>
+        <w:ind w:left="360"/>
       </w:pPr>
       <w:r>
         <w:rPr>
@@ -7243,7 +7542,7 @@
           <w:sz w:val="19"/>
           <w:szCs w:val="19"/>
         </w:rPr>
-        <w:t>• Fall 2024: 10 students</w:t>
+        <w:t>• Fall 2016: 250 students</w:t>
       </w:r>
     </w:p>
     <w:p>
@@ -7257,541 +7556,190 @@
           <w:sz w:val="19"/>
           <w:szCs w:val="19"/>
         </w:rPr>
-        <w:t>• Fall 202</w:t>
-      </w:r>
+        <w:t>• Spring 2016: 430 students</w:t>
+      </w:r>
+    </w:p>
+    <w:p>
+      <w:pPr>
+        <w:spacing w:before="140" w:after="30"/>
+      </w:pPr>
+      <w:r>
+        <w:rPr>
+          <w:b/>
+          <w:bCs/>
+        </w:rPr>
+        <w:t xml:space="preserve">Forensic Implications of Inheritance </w:t>
+      </w:r>
+      <w:r>
+        <w:t>(FIVS 308</w:t>
+      </w:r>
+      <w:proofErr w:type="gramStart"/>
+      <w:r>
+        <w:t>)  —</w:t>
+      </w:r>
+      <w:proofErr w:type="gramEnd"/>
+      <w:r>
+        <w:t xml:space="preserve">  Laboratory TA</w:t>
+      </w:r>
+    </w:p>
+    <w:p>
+      <w:pPr>
+        <w:spacing w:before="10" w:after="20"/>
+        <w:ind w:left="360"/>
+      </w:pPr>
+      <w:r>
+        <w:t>Basic genetics laboratory techniques for upper-level forensics majors: DNA extraction, PCR, and gel electrophoresis.</w:t>
+      </w:r>
+    </w:p>
+    <w:p>
+      <w:pPr>
+        <w:spacing w:before="10" w:after="10"/>
+        <w:ind w:left="360"/>
+      </w:pPr>
       <w:r>
         <w:rPr>
           <w:color w:val="555555"/>
           <w:sz w:val="19"/>
           <w:szCs w:val="19"/>
         </w:rPr>
-        <w:t>6</w:t>
-      </w:r>
+        <w:t>• Fall 2016: 13 students</w:t>
+      </w:r>
+    </w:p>
+    <w:p>
+      <w:pPr>
+        <w:spacing w:before="140" w:after="30"/>
+      </w:pPr>
+      <w:r>
+        <w:rPr>
+          <w:b/>
+          <w:bCs/>
+        </w:rPr>
+        <w:t xml:space="preserve">Biology of Insects </w:t>
+      </w:r>
+      <w:r>
+        <w:t>(ENTO 313</w:t>
+      </w:r>
+      <w:proofErr w:type="gramStart"/>
+      <w:r>
+        <w:t>)  —</w:t>
+      </w:r>
+      <w:proofErr w:type="gramEnd"/>
+      <w:r>
+        <w:t xml:space="preserve">  Laboratory TA</w:t>
+      </w:r>
+    </w:p>
+    <w:p>
+      <w:pPr>
+        <w:spacing w:before="10" w:after="20"/>
+        <w:ind w:left="360"/>
+      </w:pPr>
+      <w:r>
+        <w:t>Biological aspects of insects, stressing biodiversity; insect curation and identification to order and family level.</w:t>
+      </w:r>
+    </w:p>
+    <w:p>
+      <w:pPr>
+        <w:spacing w:before="10" w:after="10"/>
+        <w:ind w:left="360"/>
+      </w:pPr>
       <w:r>
         <w:rPr>
           <w:color w:val="555555"/>
           <w:sz w:val="19"/>
           <w:szCs w:val="19"/>
         </w:rPr>
-        <w:t>: 1</w:t>
-      </w:r>
+        <w:t>• Fall 2015: 30 students</w:t>
+      </w:r>
+    </w:p>
+    <w:p>
+      <w:pPr>
+        <w:spacing w:before="140" w:after="30"/>
+      </w:pPr>
+      <w:r>
+        <w:rPr>
+          <w:b/>
+          <w:bCs/>
+        </w:rPr>
+        <w:t xml:space="preserve">Insect Biodiversity and Biology </w:t>
+      </w:r>
+      <w:r>
+        <w:t>(ENTO 301</w:t>
+      </w:r>
+      <w:proofErr w:type="gramStart"/>
+      <w:r>
+        <w:t>)  —</w:t>
+      </w:r>
+      <w:proofErr w:type="gramEnd"/>
+      <w:r>
+        <w:t xml:space="preserve">  Laboratory TA</w:t>
+      </w:r>
+    </w:p>
+    <w:p>
+      <w:pPr>
+        <w:spacing w:before="10" w:after="20"/>
+        <w:ind w:left="360"/>
+      </w:pPr>
+      <w:r>
+        <w:t>Upper-level majors: curate and identify insects to family using morphological information.</w:t>
+      </w:r>
+    </w:p>
+    <w:p>
+      <w:pPr>
+        <w:spacing w:before="10" w:after="10"/>
+        <w:ind w:left="360"/>
+      </w:pPr>
       <w:r>
         <w:rPr>
           <w:color w:val="555555"/>
           <w:sz w:val="19"/>
           <w:szCs w:val="19"/>
         </w:rPr>
-        <w:t>5</w:t>
-      </w:r>
+        <w:t>• Spring 2015: 30 students</w:t>
+      </w:r>
+    </w:p>
+    <w:p>
+      <w:pPr>
+        <w:spacing w:before="140" w:after="30"/>
+      </w:pPr>
+      <w:r>
+        <w:rPr>
+          <w:b/>
+          <w:bCs/>
+        </w:rPr>
+        <w:t xml:space="preserve">General Entomology </w:t>
+      </w:r>
+      <w:r>
+        <w:t>(ENTO 201</w:t>
+      </w:r>
+      <w:proofErr w:type="gramStart"/>
+      <w:r>
+        <w:t>)  —</w:t>
+      </w:r>
+      <w:proofErr w:type="gramEnd"/>
+      <w:r>
+        <w:t xml:space="preserve">  Laboratory TA</w:t>
+      </w:r>
+    </w:p>
+    <w:p>
+      <w:pPr>
+        <w:spacing w:before="10" w:after="20"/>
+        <w:ind w:left="360"/>
+      </w:pPr>
+      <w:r>
+        <w:t>Evolutionary and biological importance of insects; identification to order level.</w:t>
+      </w:r>
+    </w:p>
+    <w:p>
+      <w:pPr>
+        <w:spacing w:before="10" w:after="10"/>
+        <w:ind w:left="360"/>
+      </w:pPr>
       <w:r>
         <w:rPr>
           <w:color w:val="555555"/>
           <w:sz w:val="19"/>
           <w:szCs w:val="19"/>
         </w:rPr>
-        <w:t xml:space="preserve"> students</w:t>
-      </w:r>
-    </w:p>
-    <w:p>
-      <w:pPr>
-        <w:spacing w:before="140" w:after="30"/>
-      </w:pPr>
-      <w:r>
-        <w:rPr>
-          <w:b/>
-          <w:bCs/>
-        </w:rPr>
-        <w:t xml:space="preserve">Evolution of Sex </w:t>
-      </w:r>
-      <w:r>
-        <w:t>(BIOL 490R-1</w:t>
-      </w:r>
-      <w:proofErr w:type="gramStart"/>
-      <w:r>
-        <w:t>)  —</w:t>
-      </w:r>
-      <w:proofErr w:type="gramEnd"/>
-      <w:r>
-        <w:t xml:space="preserve">  Co-Instructor (with Dr. Jessica Cusick)</w:t>
-      </w:r>
-    </w:p>
-    <w:p>
-      <w:pPr>
-        <w:spacing w:before="10" w:after="20"/>
-        <w:ind w:left="360"/>
-      </w:pPr>
-      <w:r>
-        <w:lastRenderedPageBreak/>
-        <w:t>Seminar-style course on the evolution of sex from molecular and behavioral perspectives. Students engage with current research and emerging questions.</w:t>
-      </w:r>
-    </w:p>
-    <w:p>
-      <w:pPr>
-        <w:spacing w:before="10" w:after="10"/>
-        <w:ind w:left="360"/>
-      </w:pPr>
-      <w:r>
-        <w:rPr>
-          <w:color w:val="555555"/>
-          <w:sz w:val="19"/>
-          <w:szCs w:val="19"/>
-        </w:rPr>
-        <w:t>• Fall 2024: 10 students</w:t>
-      </w:r>
-    </w:p>
-    <w:p>
-      <w:pPr>
-        <w:spacing w:before="140" w:after="30"/>
-      </w:pPr>
-      <w:r>
-        <w:rPr>
-          <w:b/>
-          <w:bCs/>
-        </w:rPr>
-        <w:t xml:space="preserve">Ethical Issues in Biology </w:t>
-      </w:r>
-      <w:r>
-        <w:t>(BIOL 4260</w:t>
-      </w:r>
-      <w:proofErr w:type="gramStart"/>
-      <w:r>
-        <w:t>)  —</w:t>
-      </w:r>
-      <w:proofErr w:type="gramEnd"/>
-      <w:r>
-        <w:t xml:space="preserve">  Instructor of Record</w:t>
-      </w:r>
-    </w:p>
-    <w:p>
-      <w:pPr>
-        <w:spacing w:before="10" w:after="20"/>
-        <w:ind w:left="360"/>
-      </w:pPr>
-      <w:r>
-        <w:t>Discussion-driven course covering current and future ethical issues in biology: AI, genome editing, polygenic risk scores, and more.</w:t>
-      </w:r>
-    </w:p>
-    <w:p>
-      <w:pPr>
-        <w:spacing w:before="10" w:after="10"/>
-        <w:ind w:left="360"/>
-      </w:pPr>
-      <w:r>
-        <w:rPr>
-          <w:color w:val="555555"/>
-          <w:sz w:val="19"/>
-          <w:szCs w:val="19"/>
-        </w:rPr>
-        <w:t>• Spring 2026: 13 students</w:t>
-      </w:r>
-    </w:p>
-    <w:p>
-      <w:pPr>
-        <w:spacing w:before="140" w:after="30"/>
-      </w:pPr>
-      <w:r>
-        <w:rPr>
-          <w:b/>
-          <w:bCs/>
-        </w:rPr>
-        <w:t xml:space="preserve">Student Seminar </w:t>
-      </w:r>
-      <w:r>
-        <w:t>(BIOL 494</w:t>
-      </w:r>
-      <w:proofErr w:type="gramStart"/>
-      <w:r>
-        <w:t>R)  —</w:t>
-      </w:r>
-      <w:proofErr w:type="gramEnd"/>
-      <w:r>
-        <w:t xml:space="preserve">  Instructor of Record</w:t>
-      </w:r>
-    </w:p>
-    <w:p>
-      <w:pPr>
-        <w:spacing w:before="10" w:after="20"/>
-        <w:ind w:left="360"/>
-      </w:pPr>
-      <w:r>
-        <w:t>Students focus on writing a term paper on a topic of their choice.</w:t>
-      </w:r>
-    </w:p>
-    <w:p>
-      <w:pPr>
-        <w:spacing w:before="10" w:after="10"/>
-        <w:ind w:left="360"/>
-      </w:pPr>
-      <w:r>
-        <w:rPr>
-          <w:color w:val="555555"/>
-          <w:sz w:val="19"/>
-          <w:szCs w:val="19"/>
-        </w:rPr>
-        <w:t>• Fall 2022: 12 students</w:t>
-      </w:r>
-    </w:p>
-    <w:p>
-      <w:pPr>
-        <w:spacing w:before="200" w:after="40"/>
-      </w:pPr>
-      <w:r>
-        <w:rPr>
-          <w:b/>
-          <w:bCs/>
-          <w:sz w:val="22"/>
-          <w:szCs w:val="22"/>
-        </w:rPr>
-        <w:t>Texas A&amp;M University — Department of Entomology</w:t>
-      </w:r>
-    </w:p>
-    <w:p>
-      <w:pPr>
-        <w:spacing w:before="140" w:after="30"/>
-      </w:pPr>
-      <w:r>
-        <w:rPr>
-          <w:b/>
-          <w:bCs/>
-        </w:rPr>
-        <w:t xml:space="preserve">The Science of Forensic Entomology </w:t>
-      </w:r>
-      <w:r>
-        <w:t>(ENTO/FIVS 431</w:t>
-      </w:r>
-      <w:proofErr w:type="gramStart"/>
-      <w:r>
-        <w:t>)  —</w:t>
-      </w:r>
-      <w:proofErr w:type="gramEnd"/>
-      <w:r>
-        <w:t xml:space="preserve">  Lecture TA</w:t>
-      </w:r>
-    </w:p>
-    <w:p>
-      <w:pPr>
-        <w:spacing w:before="10" w:after="20"/>
-        <w:ind w:left="360"/>
-      </w:pPr>
-      <w:r>
-        <w:t>Assist in classroom instruction of Forensic Entomology, including collection and identification of insects for courtroom depositions.</w:t>
-      </w:r>
-    </w:p>
-    <w:p>
-      <w:pPr>
-        <w:spacing w:before="10" w:after="10"/>
-        <w:ind w:left="360"/>
-      </w:pPr>
-      <w:r>
-        <w:rPr>
-          <w:color w:val="555555"/>
-          <w:sz w:val="19"/>
-          <w:szCs w:val="19"/>
-        </w:rPr>
-        <w:t>• Spring 2017: 100 students</w:t>
-      </w:r>
-    </w:p>
-    <w:p>
-      <w:pPr>
-        <w:spacing w:before="140" w:after="30"/>
-      </w:pPr>
-      <w:r>
-        <w:rPr>
-          <w:b/>
-          <w:bCs/>
-        </w:rPr>
-        <w:t xml:space="preserve">Applied Forensic Entomology </w:t>
-      </w:r>
-      <w:r>
-        <w:t>(ENTO/FIVS 432</w:t>
-      </w:r>
-      <w:proofErr w:type="gramStart"/>
-      <w:r>
-        <w:t>)  —</w:t>
-      </w:r>
-      <w:proofErr w:type="gramEnd"/>
-      <w:r>
-        <w:t xml:space="preserve">  Laboratory TA</w:t>
-      </w:r>
-    </w:p>
-    <w:p>
-      <w:pPr>
-        <w:spacing w:before="10" w:after="20"/>
-        <w:ind w:left="360"/>
-      </w:pPr>
-      <w:r>
-        <w:t>Instruct upper-level students in collection, identification, and curation of entomological materials for forensic investigations.</w:t>
-      </w:r>
-    </w:p>
-    <w:p>
-      <w:pPr>
-        <w:spacing w:before="10" w:after="10"/>
-        <w:ind w:left="360"/>
-      </w:pPr>
-      <w:r>
-        <w:rPr>
-          <w:color w:val="555555"/>
-          <w:sz w:val="19"/>
-          <w:szCs w:val="19"/>
-        </w:rPr>
-        <w:t>• Spring 2017: 12 students</w:t>
-      </w:r>
-    </w:p>
-    <w:p>
-      <w:pPr>
-        <w:spacing w:before="140" w:after="30"/>
-      </w:pPr>
-      <w:r>
-        <w:rPr>
-          <w:b/>
-          <w:bCs/>
-        </w:rPr>
-        <w:t xml:space="preserve">Forensic Investigations </w:t>
-      </w:r>
-      <w:r>
-        <w:t>(FIVS 123</w:t>
-      </w:r>
-      <w:proofErr w:type="gramStart"/>
-      <w:r>
-        <w:t>)  —</w:t>
-      </w:r>
-      <w:proofErr w:type="gramEnd"/>
-      <w:r>
-        <w:t xml:space="preserve">  Online/Distance Learning TA</w:t>
-      </w:r>
-    </w:p>
-    <w:p>
-      <w:pPr>
-        <w:spacing w:before="10" w:after="20"/>
-        <w:ind w:left="360"/>
-      </w:pPr>
-      <w:r>
-        <w:t>Online/distance education in forensic evidence evaluation, critical analysis, and scientific methods.</w:t>
-      </w:r>
-    </w:p>
-    <w:p>
-      <w:pPr>
-        <w:spacing w:before="10" w:after="10"/>
-        <w:ind w:left="360"/>
-      </w:pPr>
-      <w:r>
-        <w:rPr>
-          <w:color w:val="555555"/>
-          <w:sz w:val="19"/>
-          <w:szCs w:val="19"/>
-        </w:rPr>
-        <w:t>• Spring 2017: 250 students</w:t>
-      </w:r>
-    </w:p>
-    <w:p>
-      <w:pPr>
-        <w:spacing w:before="10" w:after="10"/>
-        <w:ind w:left="360"/>
-      </w:pPr>
-      <w:r>
-        <w:rPr>
-          <w:color w:val="555555"/>
-          <w:sz w:val="19"/>
-          <w:szCs w:val="19"/>
-        </w:rPr>
-        <w:t>• Fall 2016: 250 students</w:t>
-      </w:r>
-    </w:p>
-    <w:p>
-      <w:pPr>
-        <w:spacing w:before="10" w:after="10"/>
-        <w:ind w:left="360"/>
-      </w:pPr>
-      <w:r>
-        <w:rPr>
-          <w:color w:val="555555"/>
-          <w:sz w:val="19"/>
-          <w:szCs w:val="19"/>
-        </w:rPr>
-        <w:t>• Spring 2016: 430 students</w:t>
-      </w:r>
-    </w:p>
-    <w:p>
-      <w:pPr>
-        <w:spacing w:before="140" w:after="30"/>
-      </w:pPr>
-      <w:r>
-        <w:rPr>
-          <w:b/>
-          <w:bCs/>
-        </w:rPr>
-        <w:t xml:space="preserve">Forensic Implications of Inheritance </w:t>
-      </w:r>
-      <w:r>
-        <w:t>(FIVS 308</w:t>
-      </w:r>
-      <w:proofErr w:type="gramStart"/>
-      <w:r>
-        <w:t>)  —</w:t>
-      </w:r>
-      <w:proofErr w:type="gramEnd"/>
-      <w:r>
-        <w:t xml:space="preserve">  Laboratory TA</w:t>
-      </w:r>
-    </w:p>
-    <w:p>
-      <w:pPr>
-        <w:spacing w:before="10" w:after="20"/>
-        <w:ind w:left="360"/>
-      </w:pPr>
-      <w:r>
-        <w:t>Basic genetics laboratory techniques for upper-level forensics majors: DNA extraction, PCR, and gel electrophoresis.</w:t>
-      </w:r>
-    </w:p>
-    <w:p>
-      <w:pPr>
-        <w:spacing w:before="10" w:after="10"/>
-        <w:ind w:left="360"/>
-      </w:pPr>
-      <w:r>
-        <w:rPr>
-          <w:color w:val="555555"/>
-          <w:sz w:val="19"/>
-          <w:szCs w:val="19"/>
-        </w:rPr>
-        <w:t>• Fall 2016: 13 students</w:t>
-      </w:r>
-    </w:p>
-    <w:p>
-      <w:pPr>
-        <w:spacing w:before="140" w:after="30"/>
-      </w:pPr>
-      <w:r>
-        <w:rPr>
-          <w:b/>
-          <w:bCs/>
-        </w:rPr>
-        <w:t xml:space="preserve">Biology of Insects </w:t>
-      </w:r>
-      <w:r>
-        <w:t>(ENTO 313</w:t>
-      </w:r>
-      <w:proofErr w:type="gramStart"/>
-      <w:r>
-        <w:t>)  —</w:t>
-      </w:r>
-      <w:proofErr w:type="gramEnd"/>
-      <w:r>
-        <w:t xml:space="preserve">  Laboratory TA</w:t>
-      </w:r>
-    </w:p>
-    <w:p>
-      <w:pPr>
-        <w:spacing w:before="10" w:after="20"/>
-        <w:ind w:left="360"/>
-      </w:pPr>
-      <w:r>
-        <w:t>Biological aspects of insects, stressing biodiversity; insect curation and identification to order and family level.</w:t>
-      </w:r>
-    </w:p>
-    <w:p>
-      <w:pPr>
-        <w:spacing w:before="10" w:after="10"/>
-        <w:ind w:left="360"/>
-      </w:pPr>
-      <w:r>
-        <w:rPr>
-          <w:color w:val="555555"/>
-          <w:sz w:val="19"/>
-          <w:szCs w:val="19"/>
-        </w:rPr>
-        <w:t>• Fall 2015: 30 students</w:t>
-      </w:r>
-    </w:p>
-    <w:p>
-      <w:pPr>
-        <w:spacing w:before="140" w:after="30"/>
-      </w:pPr>
-      <w:r>
-        <w:rPr>
-          <w:b/>
-          <w:bCs/>
-        </w:rPr>
-        <w:t xml:space="preserve">Insect Biodiversity and Biology </w:t>
-      </w:r>
-      <w:r>
-        <w:t>(ENTO 301</w:t>
-      </w:r>
-      <w:proofErr w:type="gramStart"/>
-      <w:r>
-        <w:t>)  —</w:t>
-      </w:r>
-      <w:proofErr w:type="gramEnd"/>
-      <w:r>
-        <w:t xml:space="preserve">  Laboratory TA</w:t>
-      </w:r>
-    </w:p>
-    <w:p>
-      <w:pPr>
-        <w:spacing w:before="10" w:after="20"/>
-        <w:ind w:left="360"/>
-      </w:pPr>
-      <w:r>
-        <w:t>Upper-level majors: curate and identify insects to family using morphological information.</w:t>
-      </w:r>
-    </w:p>
-    <w:p>
-      <w:pPr>
-        <w:spacing w:before="10" w:after="10"/>
-        <w:ind w:left="360"/>
-      </w:pPr>
-      <w:r>
-        <w:rPr>
-          <w:color w:val="555555"/>
-          <w:sz w:val="19"/>
-          <w:szCs w:val="19"/>
-        </w:rPr>
-        <w:t>• Spring 2015: 30 students</w:t>
-      </w:r>
-    </w:p>
-    <w:p>
-      <w:pPr>
-        <w:spacing w:before="140" w:after="30"/>
-      </w:pPr>
-      <w:r>
-        <w:rPr>
-          <w:b/>
-          <w:bCs/>
-        </w:rPr>
-        <w:t xml:space="preserve">General Entomology </w:t>
-      </w:r>
-      <w:r>
-        <w:t>(ENTO 201</w:t>
-      </w:r>
-      <w:proofErr w:type="gramStart"/>
-      <w:r>
-        <w:t>)  —</w:t>
-      </w:r>
-      <w:proofErr w:type="gramEnd"/>
-      <w:r>
-        <w:t xml:space="preserve">  Laboratory TA</w:t>
-      </w:r>
-    </w:p>
-    <w:p>
-      <w:pPr>
-        <w:spacing w:before="10" w:after="20"/>
-        <w:ind w:left="360"/>
-      </w:pPr>
-      <w:r>
-        <w:t>Evolutionary and biological importance of insects; identification to order level.</w:t>
-      </w:r>
-    </w:p>
-    <w:p>
-      <w:pPr>
-        <w:spacing w:before="10" w:after="10"/>
-        <w:ind w:left="360"/>
-      </w:pPr>
-      <w:r>
-        <w:rPr>
-          <w:color w:val="555555"/>
-          <w:sz w:val="19"/>
-          <w:szCs w:val="19"/>
-        </w:rPr>
         <w:t>• Fall 2014: 30 students</w:t>
       </w:r>
     </w:p>
@@ -7862,6 +7810,7 @@
         <w:ind w:left="360"/>
       </w:pPr>
       <w:r>
+        <w:lastRenderedPageBreak/>
         <w:t>Genetic Drift | Evolution of Sex Chromosomes | Website Design and Professional Presence Q&amp;A</w:t>
       </w:r>
     </w:p>
@@ -7940,7 +7889,6 @@
           <w:sz w:val="24"/>
           <w:szCs w:val="24"/>
         </w:rPr>
-        <w:lastRenderedPageBreak/>
         <w:t>MENTORED STUDENTS AND DIRECTED LEARNING</w:t>
       </w:r>
     </w:p>
@@ -8875,6 +8823,7 @@
           <w:sz w:val="24"/>
           <w:szCs w:val="24"/>
         </w:rPr>
+        <w:lastRenderedPageBreak/>
         <w:t>PROFESSIONAL DEVELOPMENT</w:t>
       </w:r>
     </w:p>
@@ -9005,7 +8954,6 @@
                 <w:bCs/>
                 <w:color w:val="1F3864"/>
               </w:rPr>
-              <w:lastRenderedPageBreak/>
               <w:t>Summer 2022</w:t>
             </w:r>
           </w:p>
@@ -10120,6 +10068,7 @@
                 <w:bCs/>
                 <w:color w:val="1F3864"/>
               </w:rPr>
+              <w:lastRenderedPageBreak/>
               <w:t>2019</w:t>
             </w:r>
           </w:p>
@@ -10280,7 +10229,6 @@
         <w:spacing w:before="20" w:after="20"/>
       </w:pPr>
       <w:r>
-        <w:lastRenderedPageBreak/>
         <w:t xml:space="preserve">Agricultural and Forest Entomology (2) • Biology (2) • BMC Genomics (2) • Cells (3) • Communications Biology (1) • Diversity (1) • Evolution (1) • Frontiers in Genetics (1) • Genes (5) • Genetics (1) • Genome (3) • </w:t>
       </w:r>
       <w:proofErr w:type="spellStart"/>
@@ -11539,6 +11487,68 @@
           <w:p>
             <w:pPr>
               <w:spacing w:before="20" w:after="20"/>
+              <w:rPr>
+                <w:b/>
+                <w:bCs/>
+                <w:color w:val="1F3864"/>
+              </w:rPr>
+            </w:pPr>
+            <w:r>
+              <w:rPr>
+                <w:b/>
+                <w:bCs/>
+                <w:color w:val="1F3864"/>
+              </w:rPr>
+              <w:t>2026</w:t>
+            </w:r>
+          </w:p>
+        </w:tc>
+        <w:tc>
+          <w:tcPr>
+            <w:tcW w:w="7920" w:type="dxa"/>
+            <w:tcBorders>
+              <w:top w:val="none" w:sz="0" w:space="0" w:color="FFFFFF"/>
+              <w:left w:val="none" w:sz="0" w:space="0" w:color="FFFFFF"/>
+              <w:bottom w:val="none" w:sz="0" w:space="0" w:color="FFFFFF"/>
+              <w:right w:val="none" w:sz="0" w:space="0" w:color="FFFFFF"/>
+            </w:tcBorders>
+            <w:tcMar>
+              <w:top w:w="0" w:type="dxa"/>
+              <w:left w:w="80" w:type="dxa"/>
+              <w:bottom w:w="0" w:type="dxa"/>
+              <w:right w:w="0" w:type="dxa"/>
+            </w:tcMar>
+          </w:tcPr>
+          <w:p>
+            <w:pPr>
+              <w:spacing w:before="20" w:after="20"/>
+            </w:pPr>
+            <w:r>
+              <w:t>UVU Department of Biology Student Town Hall Panelist</w:t>
+            </w:r>
+          </w:p>
+        </w:tc>
+      </w:tr>
+      <w:tr>
+        <w:tc>
+          <w:tcPr>
+            <w:tcW w:w="1440" w:type="dxa"/>
+            <w:tcBorders>
+              <w:top w:val="none" w:sz="0" w:space="0" w:color="FFFFFF"/>
+              <w:left w:val="none" w:sz="0" w:space="0" w:color="FFFFFF"/>
+              <w:bottom w:val="none" w:sz="0" w:space="0" w:color="FFFFFF"/>
+              <w:right w:val="none" w:sz="0" w:space="0" w:color="FFFFFF"/>
+            </w:tcBorders>
+            <w:tcMar>
+              <w:top w:w="0" w:type="dxa"/>
+              <w:left w:w="0" w:type="dxa"/>
+              <w:bottom w:w="0" w:type="dxa"/>
+              <w:right w:w="80" w:type="dxa"/>
+            </w:tcMar>
+          </w:tcPr>
+          <w:p>
+            <w:pPr>
+              <w:spacing w:before="20" w:after="20"/>
             </w:pPr>
             <w:r>
               <w:rPr>
@@ -11888,6 +11898,7 @@
                 <w:bCs/>
                 <w:color w:val="1F3864"/>
               </w:rPr>
+              <w:lastRenderedPageBreak/>
               <w:t>2021–Pres.</w:t>
             </w:r>
           </w:p>
@@ -12287,7 +12298,6 @@
                 <w:bCs/>
                 <w:color w:val="1F3864"/>
               </w:rPr>
-              <w:lastRenderedPageBreak/>
               <w:t>2018</w:t>
             </w:r>
           </w:p>
@@ -13470,6 +13480,7 @@
                 <w:bCs/>
                 <w:color w:val="1F3864"/>
               </w:rPr>
+              <w:lastRenderedPageBreak/>
               <w:t>2025</w:t>
             </w:r>
           </w:p>
@@ -13946,7 +13957,6 @@
                 <w:bCs/>
                 <w:color w:val="1F3864"/>
               </w:rPr>
-              <w:lastRenderedPageBreak/>
               <w:t>2021-2026</w:t>
             </w:r>
           </w:p>
@@ -16026,7 +16036,7 @@
         <w:sz w:val="18"/>
         <w:szCs w:val="18"/>
       </w:rPr>
-      <w:t>August</w:t>
+      <w:t>October 2,</w:t>
     </w:r>
     <w:r>
       <w:rPr>
